--- a/hw3/report.docx
+++ b/hw3/report.docx
@@ -46,7 +46,6 @@
     <w:p>
       <w:pPr>
         <w:rPr>
-          <w:rFonts w:hint="eastAsia"/>
           <w:sz w:val="28"/>
         </w:rPr>
       </w:pPr>
@@ -147,7 +146,6 @@
         <w:pStyle w:val="a3"/>
         <w:ind w:leftChars="0"/>
         <w:rPr>
-          <w:rFonts w:hint="eastAsia"/>
           <w:sz w:val="28"/>
         </w:rPr>
       </w:pPr>
@@ -231,7 +229,6 @@
               <w:pStyle w:val="a3"/>
               <w:ind w:leftChars="0" w:left="0"/>
               <w:rPr>
-                <w:rFonts w:hint="eastAsia"/>
                 <w:sz w:val="28"/>
               </w:rPr>
             </w:pPr>
@@ -248,22 +245,50 @@
               <w:ind w:leftChars="0" w:left="0"/>
               <w:jc w:val="center"/>
               <w:rPr>
+                <w:sz w:val="28"/>
+              </w:rPr>
+            </w:pPr>
+            <w:r>
+              <w:rPr>
                 <w:rFonts w:hint="eastAsia"/>
                 <w:sz w:val="28"/>
               </w:rPr>
+              <w:t>B</w:t>
+            </w:r>
+            <w:r>
+              <w:rPr>
+                <w:sz w:val="28"/>
+              </w:rPr>
+              <w:t>aseline</w:t>
+            </w:r>
+          </w:p>
+        </w:tc>
+        <w:tc>
+          <w:tcPr>
+            <w:tcW w:w="1644" w:type="dxa"/>
+            <w:vAlign w:val="center"/>
+          </w:tcPr>
+          <w:p>
+            <w:pPr>
+              <w:pStyle w:val="a3"/>
+              <w:ind w:leftChars="0" w:left="0"/>
+              <w:jc w:val="center"/>
+              <w:rPr>
+                <w:sz w:val="28"/>
+              </w:rPr>
             </w:pPr>
             <w:r>
               <w:rPr>
                 <w:rFonts w:hint="eastAsia"/>
                 <w:sz w:val="28"/>
               </w:rPr>
-              <w:t>B</w:t>
-            </w:r>
-            <w:r>
-              <w:rPr>
-                <w:sz w:val="28"/>
-              </w:rPr>
-              <w:t>aseline</w:t>
+              <w:t>D</w:t>
+            </w:r>
+            <w:r>
+              <w:rPr>
+                <w:sz w:val="28"/>
+              </w:rPr>
+              <w:t>FT</w:t>
             </w:r>
           </w:p>
         </w:tc>
@@ -278,22 +303,50 @@
               <w:ind w:leftChars="0" w:left="0"/>
               <w:jc w:val="center"/>
               <w:rPr>
+                <w:sz w:val="28"/>
+              </w:rPr>
+            </w:pPr>
+            <w:r>
+              <w:rPr>
                 <w:rFonts w:hint="eastAsia"/>
                 <w:sz w:val="28"/>
               </w:rPr>
+              <w:t>P</w:t>
+            </w:r>
+            <w:r>
+              <w:rPr>
+                <w:sz w:val="28"/>
+              </w:rPr>
+              <w:t>D</w:t>
+            </w:r>
+          </w:p>
+        </w:tc>
+        <w:tc>
+          <w:tcPr>
+            <w:tcW w:w="1644" w:type="dxa"/>
+            <w:vAlign w:val="center"/>
+          </w:tcPr>
+          <w:p>
+            <w:pPr>
+              <w:pStyle w:val="a3"/>
+              <w:ind w:leftChars="0" w:left="0"/>
+              <w:jc w:val="center"/>
+              <w:rPr>
+                <w:sz w:val="28"/>
+              </w:rPr>
             </w:pPr>
             <w:r>
               <w:rPr>
                 <w:rFonts w:hint="eastAsia"/>
                 <w:sz w:val="28"/>
               </w:rPr>
-              <w:t>D</w:t>
-            </w:r>
-            <w:r>
-              <w:rPr>
-                <w:sz w:val="28"/>
-              </w:rPr>
-              <w:t>FT</w:t>
+              <w:t>M</w:t>
+            </w:r>
+            <w:r>
+              <w:rPr>
+                <w:sz w:val="28"/>
+              </w:rPr>
+              <w:t>ulti-Clock</w:t>
             </w:r>
           </w:p>
         </w:tc>
@@ -308,67 +361,6 @@
               <w:ind w:leftChars="0" w:left="0"/>
               <w:jc w:val="center"/>
               <w:rPr>
-                <w:rFonts w:hint="eastAsia"/>
-                <w:sz w:val="28"/>
-              </w:rPr>
-            </w:pPr>
-            <w:r>
-              <w:rPr>
-                <w:rFonts w:hint="eastAsia"/>
-                <w:sz w:val="28"/>
-              </w:rPr>
-              <w:t>P</w:t>
-            </w:r>
-            <w:r>
-              <w:rPr>
-                <w:sz w:val="28"/>
-              </w:rPr>
-              <w:t>D</w:t>
-            </w:r>
-          </w:p>
-        </w:tc>
-        <w:tc>
-          <w:tcPr>
-            <w:tcW w:w="1644" w:type="dxa"/>
-            <w:vAlign w:val="center"/>
-          </w:tcPr>
-          <w:p>
-            <w:pPr>
-              <w:pStyle w:val="a3"/>
-              <w:ind w:leftChars="0" w:left="0"/>
-              <w:jc w:val="center"/>
-              <w:rPr>
-                <w:rFonts w:hint="eastAsia"/>
-                <w:sz w:val="28"/>
-              </w:rPr>
-            </w:pPr>
-            <w:r>
-              <w:rPr>
-                <w:rFonts w:hint="eastAsia"/>
-                <w:sz w:val="28"/>
-              </w:rPr>
-              <w:t>M</w:t>
-            </w:r>
-            <w:r>
-              <w:rPr>
-                <w:sz w:val="28"/>
-              </w:rPr>
-              <w:t>ulti-Clock</w:t>
-            </w:r>
-          </w:p>
-        </w:tc>
-        <w:tc>
-          <w:tcPr>
-            <w:tcW w:w="1644" w:type="dxa"/>
-            <w:vAlign w:val="center"/>
-          </w:tcPr>
-          <w:p>
-            <w:pPr>
-              <w:pStyle w:val="a3"/>
-              <w:ind w:leftChars="0" w:left="0"/>
-              <w:jc w:val="center"/>
-              <w:rPr>
-                <w:rFonts w:hint="eastAsia"/>
                 <w:sz w:val="28"/>
               </w:rPr>
             </w:pPr>
@@ -398,7 +390,6 @@
               <w:pStyle w:val="a3"/>
               <w:ind w:leftChars="0" w:left="0"/>
               <w:rPr>
-                <w:rFonts w:hint="eastAsia"/>
                 <w:sz w:val="28"/>
               </w:rPr>
             </w:pPr>
@@ -419,67 +410,62 @@
               <w:pStyle w:val="a3"/>
               <w:ind w:leftChars="0" w:left="0"/>
               <w:rPr>
-                <w:rFonts w:hint="eastAsia"/>
-                <w:sz w:val="28"/>
-              </w:rPr>
-            </w:pPr>
-          </w:p>
-        </w:tc>
-        <w:tc>
-          <w:tcPr>
-            <w:tcW w:w="1644" w:type="dxa"/>
-          </w:tcPr>
-          <w:p>
-            <w:pPr>
-              <w:pStyle w:val="a3"/>
-              <w:ind w:leftChars="0" w:left="0"/>
-              <w:rPr>
-                <w:rFonts w:hint="eastAsia"/>
-                <w:sz w:val="28"/>
-              </w:rPr>
-            </w:pPr>
-          </w:p>
-        </w:tc>
-        <w:tc>
-          <w:tcPr>
-            <w:tcW w:w="1644" w:type="dxa"/>
-          </w:tcPr>
-          <w:p>
-            <w:pPr>
-              <w:pStyle w:val="a3"/>
-              <w:ind w:leftChars="0" w:left="0"/>
-              <w:rPr>
-                <w:rFonts w:hint="eastAsia"/>
-                <w:sz w:val="28"/>
-              </w:rPr>
-            </w:pPr>
-          </w:p>
-        </w:tc>
-        <w:tc>
-          <w:tcPr>
-            <w:tcW w:w="1644" w:type="dxa"/>
-          </w:tcPr>
-          <w:p>
-            <w:pPr>
-              <w:pStyle w:val="a3"/>
-              <w:ind w:leftChars="0" w:left="0"/>
-              <w:rPr>
-                <w:rFonts w:hint="eastAsia"/>
-                <w:sz w:val="28"/>
-              </w:rPr>
-            </w:pPr>
-          </w:p>
-        </w:tc>
-        <w:tc>
-          <w:tcPr>
-            <w:tcW w:w="1644" w:type="dxa"/>
-          </w:tcPr>
-          <w:p>
-            <w:pPr>
-              <w:pStyle w:val="a3"/>
-              <w:ind w:leftChars="0" w:left="0"/>
-              <w:rPr>
-                <w:rFonts w:hint="eastAsia"/>
+                <w:sz w:val="28"/>
+              </w:rPr>
+            </w:pPr>
+          </w:p>
+        </w:tc>
+        <w:tc>
+          <w:tcPr>
+            <w:tcW w:w="1644" w:type="dxa"/>
+          </w:tcPr>
+          <w:p>
+            <w:pPr>
+              <w:pStyle w:val="a3"/>
+              <w:ind w:leftChars="0" w:left="0"/>
+              <w:rPr>
+                <w:sz w:val="28"/>
+              </w:rPr>
+            </w:pPr>
+          </w:p>
+        </w:tc>
+        <w:tc>
+          <w:tcPr>
+            <w:tcW w:w="1644" w:type="dxa"/>
+          </w:tcPr>
+          <w:p>
+            <w:pPr>
+              <w:pStyle w:val="a3"/>
+              <w:ind w:leftChars="0" w:left="0"/>
+              <w:rPr>
+                <w:sz w:val="28"/>
+              </w:rPr>
+            </w:pPr>
+          </w:p>
+        </w:tc>
+        <w:tc>
+          <w:tcPr>
+            <w:tcW w:w="1644" w:type="dxa"/>
+          </w:tcPr>
+          <w:p>
+            <w:pPr>
+              <w:pStyle w:val="a3"/>
+              <w:ind w:leftChars="0" w:left="0"/>
+              <w:rPr>
+                <w:sz w:val="28"/>
+              </w:rPr>
+            </w:pPr>
+          </w:p>
+        </w:tc>
+        <w:tc>
+          <w:tcPr>
+            <w:tcW w:w="1644" w:type="dxa"/>
+          </w:tcPr>
+          <w:p>
+            <w:pPr>
+              <w:pStyle w:val="a3"/>
+              <w:ind w:leftChars="0" w:left="0"/>
+              <w:rPr>
                 <w:sz w:val="28"/>
               </w:rPr>
             </w:pPr>
@@ -496,15 +482,14 @@
               <w:pStyle w:val="a3"/>
               <w:ind w:leftChars="0" w:left="0"/>
               <w:rPr>
+                <w:sz w:val="28"/>
+              </w:rPr>
+            </w:pPr>
+            <w:r>
+              <w:rPr>
                 <w:rFonts w:hint="eastAsia"/>
                 <w:sz w:val="28"/>
               </w:rPr>
-            </w:pPr>
-            <w:r>
-              <w:rPr>
-                <w:rFonts w:hint="eastAsia"/>
-                <w:sz w:val="28"/>
-              </w:rPr>
               <w:t>A</w:t>
             </w:r>
             <w:r>
@@ -524,67 +509,62 @@
               <w:pStyle w:val="a3"/>
               <w:ind w:leftChars="0" w:left="0"/>
               <w:rPr>
-                <w:rFonts w:hint="eastAsia"/>
-                <w:sz w:val="28"/>
-              </w:rPr>
-            </w:pPr>
-          </w:p>
-        </w:tc>
-        <w:tc>
-          <w:tcPr>
-            <w:tcW w:w="1644" w:type="dxa"/>
-          </w:tcPr>
-          <w:p>
-            <w:pPr>
-              <w:pStyle w:val="a3"/>
-              <w:ind w:leftChars="0" w:left="0"/>
-              <w:rPr>
-                <w:rFonts w:hint="eastAsia"/>
-                <w:sz w:val="28"/>
-              </w:rPr>
-            </w:pPr>
-          </w:p>
-        </w:tc>
-        <w:tc>
-          <w:tcPr>
-            <w:tcW w:w="1644" w:type="dxa"/>
-          </w:tcPr>
-          <w:p>
-            <w:pPr>
-              <w:pStyle w:val="a3"/>
-              <w:ind w:leftChars="0" w:left="0"/>
-              <w:rPr>
-                <w:rFonts w:hint="eastAsia"/>
-                <w:sz w:val="28"/>
-              </w:rPr>
-            </w:pPr>
-          </w:p>
-        </w:tc>
-        <w:tc>
-          <w:tcPr>
-            <w:tcW w:w="1644" w:type="dxa"/>
-          </w:tcPr>
-          <w:p>
-            <w:pPr>
-              <w:pStyle w:val="a3"/>
-              <w:ind w:leftChars="0" w:left="0"/>
-              <w:rPr>
-                <w:rFonts w:hint="eastAsia"/>
-                <w:sz w:val="28"/>
-              </w:rPr>
-            </w:pPr>
-          </w:p>
-        </w:tc>
-        <w:tc>
-          <w:tcPr>
-            <w:tcW w:w="1644" w:type="dxa"/>
-          </w:tcPr>
-          <w:p>
-            <w:pPr>
-              <w:pStyle w:val="a3"/>
-              <w:ind w:leftChars="0" w:left="0"/>
-              <w:rPr>
-                <w:rFonts w:hint="eastAsia"/>
+                <w:sz w:val="28"/>
+              </w:rPr>
+            </w:pPr>
+          </w:p>
+        </w:tc>
+        <w:tc>
+          <w:tcPr>
+            <w:tcW w:w="1644" w:type="dxa"/>
+          </w:tcPr>
+          <w:p>
+            <w:pPr>
+              <w:pStyle w:val="a3"/>
+              <w:ind w:leftChars="0" w:left="0"/>
+              <w:rPr>
+                <w:sz w:val="28"/>
+              </w:rPr>
+            </w:pPr>
+          </w:p>
+        </w:tc>
+        <w:tc>
+          <w:tcPr>
+            <w:tcW w:w="1644" w:type="dxa"/>
+          </w:tcPr>
+          <w:p>
+            <w:pPr>
+              <w:pStyle w:val="a3"/>
+              <w:ind w:leftChars="0" w:left="0"/>
+              <w:rPr>
+                <w:sz w:val="28"/>
+              </w:rPr>
+            </w:pPr>
+          </w:p>
+        </w:tc>
+        <w:tc>
+          <w:tcPr>
+            <w:tcW w:w="1644" w:type="dxa"/>
+          </w:tcPr>
+          <w:p>
+            <w:pPr>
+              <w:pStyle w:val="a3"/>
+              <w:ind w:leftChars="0" w:left="0"/>
+              <w:rPr>
+                <w:sz w:val="28"/>
+              </w:rPr>
+            </w:pPr>
+          </w:p>
+        </w:tc>
+        <w:tc>
+          <w:tcPr>
+            <w:tcW w:w="1644" w:type="dxa"/>
+          </w:tcPr>
+          <w:p>
+            <w:pPr>
+              <w:pStyle w:val="a3"/>
+              <w:ind w:leftChars="0" w:left="0"/>
+              <w:rPr>
                 <w:sz w:val="28"/>
               </w:rPr>
             </w:pPr>
@@ -601,15 +581,14 @@
               <w:pStyle w:val="a3"/>
               <w:ind w:leftChars="0" w:left="0"/>
               <w:rPr>
+                <w:sz w:val="28"/>
+              </w:rPr>
+            </w:pPr>
+            <w:r>
+              <w:rPr>
                 <w:rFonts w:hint="eastAsia"/>
                 <w:sz w:val="28"/>
               </w:rPr>
-            </w:pPr>
-            <w:r>
-              <w:rPr>
-                <w:rFonts w:hint="eastAsia"/>
-                <w:sz w:val="28"/>
-              </w:rPr>
               <w:t>A</w:t>
             </w:r>
             <w:r>
@@ -629,67 +608,62 @@
               <w:pStyle w:val="a3"/>
               <w:ind w:leftChars="0" w:left="0"/>
               <w:rPr>
-                <w:rFonts w:hint="eastAsia"/>
-                <w:sz w:val="28"/>
-              </w:rPr>
-            </w:pPr>
-          </w:p>
-        </w:tc>
-        <w:tc>
-          <w:tcPr>
-            <w:tcW w:w="1644" w:type="dxa"/>
-          </w:tcPr>
-          <w:p>
-            <w:pPr>
-              <w:pStyle w:val="a3"/>
-              <w:ind w:leftChars="0" w:left="0"/>
-              <w:rPr>
-                <w:rFonts w:hint="eastAsia"/>
-                <w:sz w:val="28"/>
-              </w:rPr>
-            </w:pPr>
-          </w:p>
-        </w:tc>
-        <w:tc>
-          <w:tcPr>
-            <w:tcW w:w="1644" w:type="dxa"/>
-          </w:tcPr>
-          <w:p>
-            <w:pPr>
-              <w:pStyle w:val="a3"/>
-              <w:ind w:leftChars="0" w:left="0"/>
-              <w:rPr>
-                <w:rFonts w:hint="eastAsia"/>
-                <w:sz w:val="28"/>
-              </w:rPr>
-            </w:pPr>
-          </w:p>
-        </w:tc>
-        <w:tc>
-          <w:tcPr>
-            <w:tcW w:w="1644" w:type="dxa"/>
-          </w:tcPr>
-          <w:p>
-            <w:pPr>
-              <w:pStyle w:val="a3"/>
-              <w:ind w:leftChars="0" w:left="0"/>
-              <w:rPr>
-                <w:rFonts w:hint="eastAsia"/>
-                <w:sz w:val="28"/>
-              </w:rPr>
-            </w:pPr>
-          </w:p>
-        </w:tc>
-        <w:tc>
-          <w:tcPr>
-            <w:tcW w:w="1644" w:type="dxa"/>
-          </w:tcPr>
-          <w:p>
-            <w:pPr>
-              <w:pStyle w:val="a3"/>
-              <w:ind w:leftChars="0" w:left="0"/>
-              <w:rPr>
-                <w:rFonts w:hint="eastAsia"/>
+                <w:sz w:val="28"/>
+              </w:rPr>
+            </w:pPr>
+          </w:p>
+        </w:tc>
+        <w:tc>
+          <w:tcPr>
+            <w:tcW w:w="1644" w:type="dxa"/>
+          </w:tcPr>
+          <w:p>
+            <w:pPr>
+              <w:pStyle w:val="a3"/>
+              <w:ind w:leftChars="0" w:left="0"/>
+              <w:rPr>
+                <w:sz w:val="28"/>
+              </w:rPr>
+            </w:pPr>
+          </w:p>
+        </w:tc>
+        <w:tc>
+          <w:tcPr>
+            <w:tcW w:w="1644" w:type="dxa"/>
+          </w:tcPr>
+          <w:p>
+            <w:pPr>
+              <w:pStyle w:val="a3"/>
+              <w:ind w:leftChars="0" w:left="0"/>
+              <w:rPr>
+                <w:sz w:val="28"/>
+              </w:rPr>
+            </w:pPr>
+          </w:p>
+        </w:tc>
+        <w:tc>
+          <w:tcPr>
+            <w:tcW w:w="1644" w:type="dxa"/>
+          </w:tcPr>
+          <w:p>
+            <w:pPr>
+              <w:pStyle w:val="a3"/>
+              <w:ind w:leftChars="0" w:left="0"/>
+              <w:rPr>
+                <w:sz w:val="28"/>
+              </w:rPr>
+            </w:pPr>
+          </w:p>
+        </w:tc>
+        <w:tc>
+          <w:tcPr>
+            <w:tcW w:w="1644" w:type="dxa"/>
+          </w:tcPr>
+          <w:p>
+            <w:pPr>
+              <w:pStyle w:val="a3"/>
+              <w:ind w:leftChars="0" w:left="0"/>
+              <w:rPr>
                 <w:sz w:val="28"/>
               </w:rPr>
             </w:pPr>
@@ -706,28 +680,27 @@
               <w:pStyle w:val="a3"/>
               <w:ind w:leftChars="0" w:left="0"/>
               <w:rPr>
+                <w:sz w:val="28"/>
+              </w:rPr>
+            </w:pPr>
+            <w:r>
+              <w:rPr>
                 <w:rFonts w:hint="eastAsia"/>
                 <w:sz w:val="28"/>
               </w:rPr>
-            </w:pPr>
+              <w:t>T</w:t>
+            </w:r>
+            <w:r>
+              <w:rPr>
+                <w:sz w:val="28"/>
+              </w:rPr>
+              <w:t>ime-</w:t>
+            </w:r>
             <w:r>
               <w:rPr>
                 <w:rFonts w:hint="eastAsia"/>
                 <w:sz w:val="28"/>
               </w:rPr>
-              <w:t>T</w:t>
-            </w:r>
-            <w:r>
-              <w:rPr>
-                <w:sz w:val="28"/>
-              </w:rPr>
-              <w:t>ime-</w:t>
-            </w:r>
-            <w:r>
-              <w:rPr>
-                <w:rFonts w:hint="eastAsia"/>
-                <w:sz w:val="28"/>
-              </w:rPr>
               <w:t>A</w:t>
             </w:r>
           </w:p>
@@ -741,67 +714,62 @@
               <w:pStyle w:val="a3"/>
               <w:ind w:leftChars="0" w:left="0"/>
               <w:rPr>
-                <w:rFonts w:hint="eastAsia"/>
-                <w:sz w:val="28"/>
-              </w:rPr>
-            </w:pPr>
-          </w:p>
-        </w:tc>
-        <w:tc>
-          <w:tcPr>
-            <w:tcW w:w="1644" w:type="dxa"/>
-          </w:tcPr>
-          <w:p>
-            <w:pPr>
-              <w:pStyle w:val="a3"/>
-              <w:ind w:leftChars="0" w:left="0"/>
-              <w:rPr>
-                <w:rFonts w:hint="eastAsia"/>
-                <w:sz w:val="28"/>
-              </w:rPr>
-            </w:pPr>
-          </w:p>
-        </w:tc>
-        <w:tc>
-          <w:tcPr>
-            <w:tcW w:w="1644" w:type="dxa"/>
-          </w:tcPr>
-          <w:p>
-            <w:pPr>
-              <w:pStyle w:val="a3"/>
-              <w:ind w:leftChars="0" w:left="0"/>
-              <w:rPr>
-                <w:rFonts w:hint="eastAsia"/>
-                <w:sz w:val="28"/>
-              </w:rPr>
-            </w:pPr>
-          </w:p>
-        </w:tc>
-        <w:tc>
-          <w:tcPr>
-            <w:tcW w:w="1644" w:type="dxa"/>
-          </w:tcPr>
-          <w:p>
-            <w:pPr>
-              <w:pStyle w:val="a3"/>
-              <w:ind w:leftChars="0" w:left="0"/>
-              <w:rPr>
-                <w:rFonts w:hint="eastAsia"/>
-                <w:sz w:val="28"/>
-              </w:rPr>
-            </w:pPr>
-          </w:p>
-        </w:tc>
-        <w:tc>
-          <w:tcPr>
-            <w:tcW w:w="1644" w:type="dxa"/>
-          </w:tcPr>
-          <w:p>
-            <w:pPr>
-              <w:pStyle w:val="a3"/>
-              <w:ind w:leftChars="0" w:left="0"/>
-              <w:rPr>
-                <w:rFonts w:hint="eastAsia"/>
+                <w:sz w:val="28"/>
+              </w:rPr>
+            </w:pPr>
+          </w:p>
+        </w:tc>
+        <w:tc>
+          <w:tcPr>
+            <w:tcW w:w="1644" w:type="dxa"/>
+          </w:tcPr>
+          <w:p>
+            <w:pPr>
+              <w:pStyle w:val="a3"/>
+              <w:ind w:leftChars="0" w:left="0"/>
+              <w:rPr>
+                <w:sz w:val="28"/>
+              </w:rPr>
+            </w:pPr>
+          </w:p>
+        </w:tc>
+        <w:tc>
+          <w:tcPr>
+            <w:tcW w:w="1644" w:type="dxa"/>
+          </w:tcPr>
+          <w:p>
+            <w:pPr>
+              <w:pStyle w:val="a3"/>
+              <w:ind w:leftChars="0" w:left="0"/>
+              <w:rPr>
+                <w:sz w:val="28"/>
+              </w:rPr>
+            </w:pPr>
+          </w:p>
+        </w:tc>
+        <w:tc>
+          <w:tcPr>
+            <w:tcW w:w="1644" w:type="dxa"/>
+          </w:tcPr>
+          <w:p>
+            <w:pPr>
+              <w:pStyle w:val="a3"/>
+              <w:ind w:leftChars="0" w:left="0"/>
+              <w:rPr>
+                <w:sz w:val="28"/>
+              </w:rPr>
+            </w:pPr>
+          </w:p>
+        </w:tc>
+        <w:tc>
+          <w:tcPr>
+            <w:tcW w:w="1644" w:type="dxa"/>
+          </w:tcPr>
+          <w:p>
+            <w:pPr>
+              <w:pStyle w:val="a3"/>
+              <w:ind w:leftChars="0" w:left="0"/>
+              <w:rPr>
                 <w:sz w:val="28"/>
               </w:rPr>
             </w:pPr>
@@ -818,28 +786,27 @@
               <w:pStyle w:val="a3"/>
               <w:ind w:leftChars="0" w:left="0"/>
               <w:rPr>
+                <w:sz w:val="28"/>
+              </w:rPr>
+            </w:pPr>
+            <w:r>
+              <w:rPr>
                 <w:rFonts w:hint="eastAsia"/>
                 <w:sz w:val="28"/>
               </w:rPr>
-            </w:pPr>
+              <w:t>T</w:t>
+            </w:r>
+            <w:r>
+              <w:rPr>
+                <w:sz w:val="28"/>
+              </w:rPr>
+              <w:t>ime-</w:t>
+            </w:r>
             <w:r>
               <w:rPr>
                 <w:rFonts w:hint="eastAsia"/>
                 <w:sz w:val="28"/>
               </w:rPr>
-              <w:t>T</w:t>
-            </w:r>
-            <w:r>
-              <w:rPr>
-                <w:sz w:val="28"/>
-              </w:rPr>
-              <w:t>ime-</w:t>
-            </w:r>
-            <w:r>
-              <w:rPr>
-                <w:rFonts w:hint="eastAsia"/>
-                <w:sz w:val="28"/>
-              </w:rPr>
               <w:t>B</w:t>
             </w:r>
           </w:p>
@@ -853,67 +820,62 @@
               <w:pStyle w:val="a3"/>
               <w:ind w:leftChars="0" w:left="0"/>
               <w:rPr>
-                <w:rFonts w:hint="eastAsia"/>
-                <w:sz w:val="28"/>
-              </w:rPr>
-            </w:pPr>
-          </w:p>
-        </w:tc>
-        <w:tc>
-          <w:tcPr>
-            <w:tcW w:w="1644" w:type="dxa"/>
-          </w:tcPr>
-          <w:p>
-            <w:pPr>
-              <w:pStyle w:val="a3"/>
-              <w:ind w:leftChars="0" w:left="0"/>
-              <w:rPr>
-                <w:rFonts w:hint="eastAsia"/>
-                <w:sz w:val="28"/>
-              </w:rPr>
-            </w:pPr>
-          </w:p>
-        </w:tc>
-        <w:tc>
-          <w:tcPr>
-            <w:tcW w:w="1644" w:type="dxa"/>
-          </w:tcPr>
-          <w:p>
-            <w:pPr>
-              <w:pStyle w:val="a3"/>
-              <w:ind w:leftChars="0" w:left="0"/>
-              <w:rPr>
-                <w:rFonts w:hint="eastAsia"/>
-                <w:sz w:val="28"/>
-              </w:rPr>
-            </w:pPr>
-          </w:p>
-        </w:tc>
-        <w:tc>
-          <w:tcPr>
-            <w:tcW w:w="1644" w:type="dxa"/>
-          </w:tcPr>
-          <w:p>
-            <w:pPr>
-              <w:pStyle w:val="a3"/>
-              <w:ind w:leftChars="0" w:left="0"/>
-              <w:rPr>
-                <w:rFonts w:hint="eastAsia"/>
-                <w:sz w:val="28"/>
-              </w:rPr>
-            </w:pPr>
-          </w:p>
-        </w:tc>
-        <w:tc>
-          <w:tcPr>
-            <w:tcW w:w="1644" w:type="dxa"/>
-          </w:tcPr>
-          <w:p>
-            <w:pPr>
-              <w:pStyle w:val="a3"/>
-              <w:ind w:leftChars="0" w:left="0"/>
-              <w:rPr>
-                <w:rFonts w:hint="eastAsia"/>
+                <w:sz w:val="28"/>
+              </w:rPr>
+            </w:pPr>
+          </w:p>
+        </w:tc>
+        <w:tc>
+          <w:tcPr>
+            <w:tcW w:w="1644" w:type="dxa"/>
+          </w:tcPr>
+          <w:p>
+            <w:pPr>
+              <w:pStyle w:val="a3"/>
+              <w:ind w:leftChars="0" w:left="0"/>
+              <w:rPr>
+                <w:sz w:val="28"/>
+              </w:rPr>
+            </w:pPr>
+          </w:p>
+        </w:tc>
+        <w:tc>
+          <w:tcPr>
+            <w:tcW w:w="1644" w:type="dxa"/>
+          </w:tcPr>
+          <w:p>
+            <w:pPr>
+              <w:pStyle w:val="a3"/>
+              <w:ind w:leftChars="0" w:left="0"/>
+              <w:rPr>
+                <w:sz w:val="28"/>
+              </w:rPr>
+            </w:pPr>
+          </w:p>
+        </w:tc>
+        <w:tc>
+          <w:tcPr>
+            <w:tcW w:w="1644" w:type="dxa"/>
+          </w:tcPr>
+          <w:p>
+            <w:pPr>
+              <w:pStyle w:val="a3"/>
+              <w:ind w:leftChars="0" w:left="0"/>
+              <w:rPr>
+                <w:sz w:val="28"/>
+              </w:rPr>
+            </w:pPr>
+          </w:p>
+        </w:tc>
+        <w:tc>
+          <w:tcPr>
+            <w:tcW w:w="1644" w:type="dxa"/>
+          </w:tcPr>
+          <w:p>
+            <w:pPr>
+              <w:pStyle w:val="a3"/>
+              <w:ind w:leftChars="0" w:left="0"/>
+              <w:rPr>
                 <w:sz w:val="28"/>
               </w:rPr>
             </w:pPr>
@@ -930,28 +892,27 @@
               <w:pStyle w:val="a3"/>
               <w:ind w:leftChars="0" w:left="0"/>
               <w:rPr>
+                <w:sz w:val="28"/>
+              </w:rPr>
+            </w:pPr>
+            <w:r>
+              <w:rPr>
                 <w:rFonts w:hint="eastAsia"/>
                 <w:sz w:val="28"/>
               </w:rPr>
-            </w:pPr>
+              <w:t>T</w:t>
+            </w:r>
+            <w:r>
+              <w:rPr>
+                <w:sz w:val="28"/>
+              </w:rPr>
+              <w:t>ime-</w:t>
+            </w:r>
             <w:r>
               <w:rPr>
                 <w:rFonts w:hint="eastAsia"/>
                 <w:sz w:val="28"/>
               </w:rPr>
-              <w:t>T</w:t>
-            </w:r>
-            <w:r>
-              <w:rPr>
-                <w:sz w:val="28"/>
-              </w:rPr>
-              <w:t>ime-</w:t>
-            </w:r>
-            <w:r>
-              <w:rPr>
-                <w:rFonts w:hint="eastAsia"/>
-                <w:sz w:val="28"/>
-              </w:rPr>
               <w:t>C</w:t>
             </w:r>
           </w:p>
@@ -965,67 +926,62 @@
               <w:pStyle w:val="a3"/>
               <w:ind w:leftChars="0" w:left="0"/>
               <w:rPr>
-                <w:rFonts w:hint="eastAsia"/>
-                <w:sz w:val="28"/>
-              </w:rPr>
-            </w:pPr>
-          </w:p>
-        </w:tc>
-        <w:tc>
-          <w:tcPr>
-            <w:tcW w:w="1644" w:type="dxa"/>
-          </w:tcPr>
-          <w:p>
-            <w:pPr>
-              <w:pStyle w:val="a3"/>
-              <w:ind w:leftChars="0" w:left="0"/>
-              <w:rPr>
-                <w:rFonts w:hint="eastAsia"/>
-                <w:sz w:val="28"/>
-              </w:rPr>
-            </w:pPr>
-          </w:p>
-        </w:tc>
-        <w:tc>
-          <w:tcPr>
-            <w:tcW w:w="1644" w:type="dxa"/>
-          </w:tcPr>
-          <w:p>
-            <w:pPr>
-              <w:pStyle w:val="a3"/>
-              <w:ind w:leftChars="0" w:left="0"/>
-              <w:rPr>
-                <w:rFonts w:hint="eastAsia"/>
-                <w:sz w:val="28"/>
-              </w:rPr>
-            </w:pPr>
-          </w:p>
-        </w:tc>
-        <w:tc>
-          <w:tcPr>
-            <w:tcW w:w="1644" w:type="dxa"/>
-          </w:tcPr>
-          <w:p>
-            <w:pPr>
-              <w:pStyle w:val="a3"/>
-              <w:ind w:leftChars="0" w:left="0"/>
-              <w:rPr>
-                <w:rFonts w:hint="eastAsia"/>
-                <w:sz w:val="28"/>
-              </w:rPr>
-            </w:pPr>
-          </w:p>
-        </w:tc>
-        <w:tc>
-          <w:tcPr>
-            <w:tcW w:w="1644" w:type="dxa"/>
-          </w:tcPr>
-          <w:p>
-            <w:pPr>
-              <w:pStyle w:val="a3"/>
-              <w:ind w:leftChars="0" w:left="0"/>
-              <w:rPr>
-                <w:rFonts w:hint="eastAsia"/>
+                <w:sz w:val="28"/>
+              </w:rPr>
+            </w:pPr>
+          </w:p>
+        </w:tc>
+        <w:tc>
+          <w:tcPr>
+            <w:tcW w:w="1644" w:type="dxa"/>
+          </w:tcPr>
+          <w:p>
+            <w:pPr>
+              <w:pStyle w:val="a3"/>
+              <w:ind w:leftChars="0" w:left="0"/>
+              <w:rPr>
+                <w:sz w:val="28"/>
+              </w:rPr>
+            </w:pPr>
+          </w:p>
+        </w:tc>
+        <w:tc>
+          <w:tcPr>
+            <w:tcW w:w="1644" w:type="dxa"/>
+          </w:tcPr>
+          <w:p>
+            <w:pPr>
+              <w:pStyle w:val="a3"/>
+              <w:ind w:leftChars="0" w:left="0"/>
+              <w:rPr>
+                <w:sz w:val="28"/>
+              </w:rPr>
+            </w:pPr>
+          </w:p>
+        </w:tc>
+        <w:tc>
+          <w:tcPr>
+            <w:tcW w:w="1644" w:type="dxa"/>
+          </w:tcPr>
+          <w:p>
+            <w:pPr>
+              <w:pStyle w:val="a3"/>
+              <w:ind w:leftChars="0" w:left="0"/>
+              <w:rPr>
+                <w:sz w:val="28"/>
+              </w:rPr>
+            </w:pPr>
+          </w:p>
+        </w:tc>
+        <w:tc>
+          <w:tcPr>
+            <w:tcW w:w="1644" w:type="dxa"/>
+          </w:tcPr>
+          <w:p>
+            <w:pPr>
+              <w:pStyle w:val="a3"/>
+              <w:ind w:leftChars="0" w:left="0"/>
+              <w:rPr>
                 <w:sz w:val="28"/>
               </w:rPr>
             </w:pPr>
@@ -1042,15 +998,14 @@
               <w:pStyle w:val="a3"/>
               <w:ind w:leftChars="0" w:left="0"/>
               <w:rPr>
+                <w:sz w:val="28"/>
+              </w:rPr>
+            </w:pPr>
+            <w:r>
+              <w:rPr>
                 <w:rFonts w:hint="eastAsia"/>
                 <w:sz w:val="28"/>
               </w:rPr>
-            </w:pPr>
-            <w:r>
-              <w:rPr>
-                <w:rFonts w:hint="eastAsia"/>
-                <w:sz w:val="28"/>
-              </w:rPr>
               <w:t>Ti</w:t>
             </w:r>
             <w:r>
@@ -1070,67 +1025,62 @@
               <w:pStyle w:val="a3"/>
               <w:ind w:leftChars="0" w:left="0"/>
               <w:rPr>
-                <w:rFonts w:hint="eastAsia"/>
-                <w:sz w:val="28"/>
-              </w:rPr>
-            </w:pPr>
-          </w:p>
-        </w:tc>
-        <w:tc>
-          <w:tcPr>
-            <w:tcW w:w="1644" w:type="dxa"/>
-          </w:tcPr>
-          <w:p>
-            <w:pPr>
-              <w:pStyle w:val="a3"/>
-              <w:ind w:leftChars="0" w:left="0"/>
-              <w:rPr>
-                <w:rFonts w:hint="eastAsia"/>
-                <w:sz w:val="28"/>
-              </w:rPr>
-            </w:pPr>
-          </w:p>
-        </w:tc>
-        <w:tc>
-          <w:tcPr>
-            <w:tcW w:w="1644" w:type="dxa"/>
-          </w:tcPr>
-          <w:p>
-            <w:pPr>
-              <w:pStyle w:val="a3"/>
-              <w:ind w:leftChars="0" w:left="0"/>
-              <w:rPr>
-                <w:rFonts w:hint="eastAsia"/>
-                <w:sz w:val="28"/>
-              </w:rPr>
-            </w:pPr>
-          </w:p>
-        </w:tc>
-        <w:tc>
-          <w:tcPr>
-            <w:tcW w:w="1644" w:type="dxa"/>
-          </w:tcPr>
-          <w:p>
-            <w:pPr>
-              <w:pStyle w:val="a3"/>
-              <w:ind w:leftChars="0" w:left="0"/>
-              <w:rPr>
-                <w:rFonts w:hint="eastAsia"/>
-                <w:sz w:val="28"/>
-              </w:rPr>
-            </w:pPr>
-          </w:p>
-        </w:tc>
-        <w:tc>
-          <w:tcPr>
-            <w:tcW w:w="1644" w:type="dxa"/>
-          </w:tcPr>
-          <w:p>
-            <w:pPr>
-              <w:pStyle w:val="a3"/>
-              <w:ind w:leftChars="0" w:left="0"/>
-              <w:rPr>
-                <w:rFonts w:hint="eastAsia"/>
+                <w:sz w:val="28"/>
+              </w:rPr>
+            </w:pPr>
+          </w:p>
+        </w:tc>
+        <w:tc>
+          <w:tcPr>
+            <w:tcW w:w="1644" w:type="dxa"/>
+          </w:tcPr>
+          <w:p>
+            <w:pPr>
+              <w:pStyle w:val="a3"/>
+              <w:ind w:leftChars="0" w:left="0"/>
+              <w:rPr>
+                <w:sz w:val="28"/>
+              </w:rPr>
+            </w:pPr>
+          </w:p>
+        </w:tc>
+        <w:tc>
+          <w:tcPr>
+            <w:tcW w:w="1644" w:type="dxa"/>
+          </w:tcPr>
+          <w:p>
+            <w:pPr>
+              <w:pStyle w:val="a3"/>
+              <w:ind w:leftChars="0" w:left="0"/>
+              <w:rPr>
+                <w:sz w:val="28"/>
+              </w:rPr>
+            </w:pPr>
+          </w:p>
+        </w:tc>
+        <w:tc>
+          <w:tcPr>
+            <w:tcW w:w="1644" w:type="dxa"/>
+          </w:tcPr>
+          <w:p>
+            <w:pPr>
+              <w:pStyle w:val="a3"/>
+              <w:ind w:leftChars="0" w:left="0"/>
+              <w:rPr>
+                <w:sz w:val="28"/>
+              </w:rPr>
+            </w:pPr>
+          </w:p>
+        </w:tc>
+        <w:tc>
+          <w:tcPr>
+            <w:tcW w:w="1644" w:type="dxa"/>
+          </w:tcPr>
+          <w:p>
+            <w:pPr>
+              <w:pStyle w:val="a3"/>
+              <w:ind w:leftChars="0" w:left="0"/>
+              <w:rPr>
                 <w:sz w:val="28"/>
               </w:rPr>
             </w:pPr>
@@ -1147,27 +1097,20 @@
               <w:pStyle w:val="a3"/>
               <w:ind w:leftChars="0" w:left="0"/>
               <w:rPr>
+                <w:sz w:val="28"/>
+              </w:rPr>
+            </w:pPr>
+            <w:r>
+              <w:rPr>
+                <w:sz w:val="28"/>
+              </w:rPr>
+              <w:t>Power-</w:t>
+            </w:r>
+            <w:r>
+              <w:rPr>
                 <w:rFonts w:hint="eastAsia"/>
                 <w:sz w:val="28"/>
               </w:rPr>
-            </w:pPr>
-            <w:r>
-              <w:rPr>
-                <w:sz w:val="28"/>
-              </w:rPr>
-              <w:t>Power</w:t>
-            </w:r>
-            <w:r>
-              <w:rPr>
-                <w:sz w:val="28"/>
-              </w:rPr>
-              <w:t>-</w:t>
-            </w:r>
-            <w:r>
-              <w:rPr>
-                <w:rFonts w:hint="eastAsia"/>
-                <w:sz w:val="28"/>
-              </w:rPr>
               <w:t>A</w:t>
             </w:r>
           </w:p>
@@ -1181,67 +1124,62 @@
               <w:pStyle w:val="a3"/>
               <w:ind w:leftChars="0" w:left="0"/>
               <w:rPr>
-                <w:rFonts w:hint="eastAsia"/>
-                <w:sz w:val="28"/>
-              </w:rPr>
-            </w:pPr>
-          </w:p>
-        </w:tc>
-        <w:tc>
-          <w:tcPr>
-            <w:tcW w:w="1644" w:type="dxa"/>
-          </w:tcPr>
-          <w:p>
-            <w:pPr>
-              <w:pStyle w:val="a3"/>
-              <w:ind w:leftChars="0" w:left="0"/>
-              <w:rPr>
-                <w:rFonts w:hint="eastAsia"/>
-                <w:sz w:val="28"/>
-              </w:rPr>
-            </w:pPr>
-          </w:p>
-        </w:tc>
-        <w:tc>
-          <w:tcPr>
-            <w:tcW w:w="1644" w:type="dxa"/>
-          </w:tcPr>
-          <w:p>
-            <w:pPr>
-              <w:pStyle w:val="a3"/>
-              <w:ind w:leftChars="0" w:left="0"/>
-              <w:rPr>
-                <w:rFonts w:hint="eastAsia"/>
-                <w:sz w:val="28"/>
-              </w:rPr>
-            </w:pPr>
-          </w:p>
-        </w:tc>
-        <w:tc>
-          <w:tcPr>
-            <w:tcW w:w="1644" w:type="dxa"/>
-          </w:tcPr>
-          <w:p>
-            <w:pPr>
-              <w:pStyle w:val="a3"/>
-              <w:ind w:leftChars="0" w:left="0"/>
-              <w:rPr>
-                <w:rFonts w:hint="eastAsia"/>
-                <w:sz w:val="28"/>
-              </w:rPr>
-            </w:pPr>
-          </w:p>
-        </w:tc>
-        <w:tc>
-          <w:tcPr>
-            <w:tcW w:w="1644" w:type="dxa"/>
-          </w:tcPr>
-          <w:p>
-            <w:pPr>
-              <w:pStyle w:val="a3"/>
-              <w:ind w:leftChars="0" w:left="0"/>
-              <w:rPr>
-                <w:rFonts w:hint="eastAsia"/>
+                <w:sz w:val="28"/>
+              </w:rPr>
+            </w:pPr>
+          </w:p>
+        </w:tc>
+        <w:tc>
+          <w:tcPr>
+            <w:tcW w:w="1644" w:type="dxa"/>
+          </w:tcPr>
+          <w:p>
+            <w:pPr>
+              <w:pStyle w:val="a3"/>
+              <w:ind w:leftChars="0" w:left="0"/>
+              <w:rPr>
+                <w:sz w:val="28"/>
+              </w:rPr>
+            </w:pPr>
+          </w:p>
+        </w:tc>
+        <w:tc>
+          <w:tcPr>
+            <w:tcW w:w="1644" w:type="dxa"/>
+          </w:tcPr>
+          <w:p>
+            <w:pPr>
+              <w:pStyle w:val="a3"/>
+              <w:ind w:leftChars="0" w:left="0"/>
+              <w:rPr>
+                <w:sz w:val="28"/>
+              </w:rPr>
+            </w:pPr>
+          </w:p>
+        </w:tc>
+        <w:tc>
+          <w:tcPr>
+            <w:tcW w:w="1644" w:type="dxa"/>
+          </w:tcPr>
+          <w:p>
+            <w:pPr>
+              <w:pStyle w:val="a3"/>
+              <w:ind w:leftChars="0" w:left="0"/>
+              <w:rPr>
+                <w:sz w:val="28"/>
+              </w:rPr>
+            </w:pPr>
+          </w:p>
+        </w:tc>
+        <w:tc>
+          <w:tcPr>
+            <w:tcW w:w="1644" w:type="dxa"/>
+          </w:tcPr>
+          <w:p>
+            <w:pPr>
+              <w:pStyle w:val="a3"/>
+              <w:ind w:leftChars="0" w:left="0"/>
+              <w:rPr>
                 <w:sz w:val="28"/>
               </w:rPr>
             </w:pPr>
@@ -1258,27 +1196,20 @@
               <w:pStyle w:val="a3"/>
               <w:ind w:leftChars="0" w:left="0"/>
               <w:rPr>
+                <w:sz w:val="28"/>
+              </w:rPr>
+            </w:pPr>
+            <w:r>
+              <w:rPr>
+                <w:sz w:val="28"/>
+              </w:rPr>
+              <w:t>Power-</w:t>
+            </w:r>
+            <w:r>
+              <w:rPr>
                 <w:rFonts w:hint="eastAsia"/>
                 <w:sz w:val="28"/>
               </w:rPr>
-            </w:pPr>
-            <w:r>
-              <w:rPr>
-                <w:sz w:val="28"/>
-              </w:rPr>
-              <w:t>Power</w:t>
-            </w:r>
-            <w:r>
-              <w:rPr>
-                <w:sz w:val="28"/>
-              </w:rPr>
-              <w:t>-</w:t>
-            </w:r>
-            <w:r>
-              <w:rPr>
-                <w:rFonts w:hint="eastAsia"/>
-                <w:sz w:val="28"/>
-              </w:rPr>
               <w:t>B</w:t>
             </w:r>
           </w:p>
@@ -1292,67 +1223,62 @@
               <w:pStyle w:val="a3"/>
               <w:ind w:leftChars="0" w:left="0"/>
               <w:rPr>
-                <w:rFonts w:hint="eastAsia"/>
-                <w:sz w:val="28"/>
-              </w:rPr>
-            </w:pPr>
-          </w:p>
-        </w:tc>
-        <w:tc>
-          <w:tcPr>
-            <w:tcW w:w="1644" w:type="dxa"/>
-          </w:tcPr>
-          <w:p>
-            <w:pPr>
-              <w:pStyle w:val="a3"/>
-              <w:ind w:leftChars="0" w:left="0"/>
-              <w:rPr>
-                <w:rFonts w:hint="eastAsia"/>
-                <w:sz w:val="28"/>
-              </w:rPr>
-            </w:pPr>
-          </w:p>
-        </w:tc>
-        <w:tc>
-          <w:tcPr>
-            <w:tcW w:w="1644" w:type="dxa"/>
-          </w:tcPr>
-          <w:p>
-            <w:pPr>
-              <w:pStyle w:val="a3"/>
-              <w:ind w:leftChars="0" w:left="0"/>
-              <w:rPr>
-                <w:rFonts w:hint="eastAsia"/>
-                <w:sz w:val="28"/>
-              </w:rPr>
-            </w:pPr>
-          </w:p>
-        </w:tc>
-        <w:tc>
-          <w:tcPr>
-            <w:tcW w:w="1644" w:type="dxa"/>
-          </w:tcPr>
-          <w:p>
-            <w:pPr>
-              <w:pStyle w:val="a3"/>
-              <w:ind w:leftChars="0" w:left="0"/>
-              <w:rPr>
-                <w:rFonts w:hint="eastAsia"/>
-                <w:sz w:val="28"/>
-              </w:rPr>
-            </w:pPr>
-          </w:p>
-        </w:tc>
-        <w:tc>
-          <w:tcPr>
-            <w:tcW w:w="1644" w:type="dxa"/>
-          </w:tcPr>
-          <w:p>
-            <w:pPr>
-              <w:pStyle w:val="a3"/>
-              <w:ind w:leftChars="0" w:left="0"/>
-              <w:rPr>
-                <w:rFonts w:hint="eastAsia"/>
+                <w:sz w:val="28"/>
+              </w:rPr>
+            </w:pPr>
+          </w:p>
+        </w:tc>
+        <w:tc>
+          <w:tcPr>
+            <w:tcW w:w="1644" w:type="dxa"/>
+          </w:tcPr>
+          <w:p>
+            <w:pPr>
+              <w:pStyle w:val="a3"/>
+              <w:ind w:leftChars="0" w:left="0"/>
+              <w:rPr>
+                <w:sz w:val="28"/>
+              </w:rPr>
+            </w:pPr>
+          </w:p>
+        </w:tc>
+        <w:tc>
+          <w:tcPr>
+            <w:tcW w:w="1644" w:type="dxa"/>
+          </w:tcPr>
+          <w:p>
+            <w:pPr>
+              <w:pStyle w:val="a3"/>
+              <w:ind w:leftChars="0" w:left="0"/>
+              <w:rPr>
+                <w:sz w:val="28"/>
+              </w:rPr>
+            </w:pPr>
+          </w:p>
+        </w:tc>
+        <w:tc>
+          <w:tcPr>
+            <w:tcW w:w="1644" w:type="dxa"/>
+          </w:tcPr>
+          <w:p>
+            <w:pPr>
+              <w:pStyle w:val="a3"/>
+              <w:ind w:leftChars="0" w:left="0"/>
+              <w:rPr>
+                <w:sz w:val="28"/>
+              </w:rPr>
+            </w:pPr>
+          </w:p>
+        </w:tc>
+        <w:tc>
+          <w:tcPr>
+            <w:tcW w:w="1644" w:type="dxa"/>
+          </w:tcPr>
+          <w:p>
+            <w:pPr>
+              <w:pStyle w:val="a3"/>
+              <w:ind w:leftChars="0" w:left="0"/>
+              <w:rPr>
                 <w:sz w:val="28"/>
               </w:rPr>
             </w:pPr>
@@ -1369,27 +1295,20 @@
               <w:pStyle w:val="a3"/>
               <w:ind w:leftChars="0" w:left="0"/>
               <w:rPr>
+                <w:sz w:val="28"/>
+              </w:rPr>
+            </w:pPr>
+            <w:r>
+              <w:rPr>
+                <w:sz w:val="28"/>
+              </w:rPr>
+              <w:t>Power-</w:t>
+            </w:r>
+            <w:r>
+              <w:rPr>
                 <w:rFonts w:hint="eastAsia"/>
                 <w:sz w:val="28"/>
               </w:rPr>
-            </w:pPr>
-            <w:r>
-              <w:rPr>
-                <w:sz w:val="28"/>
-              </w:rPr>
-              <w:t>Power</w:t>
-            </w:r>
-            <w:r>
-              <w:rPr>
-                <w:sz w:val="28"/>
-              </w:rPr>
-              <w:t>-</w:t>
-            </w:r>
-            <w:r>
-              <w:rPr>
-                <w:rFonts w:hint="eastAsia"/>
-                <w:sz w:val="28"/>
-              </w:rPr>
               <w:t>C</w:t>
             </w:r>
           </w:p>
@@ -1403,67 +1322,62 @@
               <w:pStyle w:val="a3"/>
               <w:ind w:leftChars="0" w:left="0"/>
               <w:rPr>
-                <w:rFonts w:hint="eastAsia"/>
-                <w:sz w:val="28"/>
-              </w:rPr>
-            </w:pPr>
-          </w:p>
-        </w:tc>
-        <w:tc>
-          <w:tcPr>
-            <w:tcW w:w="1644" w:type="dxa"/>
-          </w:tcPr>
-          <w:p>
-            <w:pPr>
-              <w:pStyle w:val="a3"/>
-              <w:ind w:leftChars="0" w:left="0"/>
-              <w:rPr>
-                <w:rFonts w:hint="eastAsia"/>
-                <w:sz w:val="28"/>
-              </w:rPr>
-            </w:pPr>
-          </w:p>
-        </w:tc>
-        <w:tc>
-          <w:tcPr>
-            <w:tcW w:w="1644" w:type="dxa"/>
-          </w:tcPr>
-          <w:p>
-            <w:pPr>
-              <w:pStyle w:val="a3"/>
-              <w:ind w:leftChars="0" w:left="0"/>
-              <w:rPr>
-                <w:rFonts w:hint="eastAsia"/>
-                <w:sz w:val="28"/>
-              </w:rPr>
-            </w:pPr>
-          </w:p>
-        </w:tc>
-        <w:tc>
-          <w:tcPr>
-            <w:tcW w:w="1644" w:type="dxa"/>
-          </w:tcPr>
-          <w:p>
-            <w:pPr>
-              <w:pStyle w:val="a3"/>
-              <w:ind w:leftChars="0" w:left="0"/>
-              <w:rPr>
-                <w:rFonts w:hint="eastAsia"/>
-                <w:sz w:val="28"/>
-              </w:rPr>
-            </w:pPr>
-          </w:p>
-        </w:tc>
-        <w:tc>
-          <w:tcPr>
-            <w:tcW w:w="1644" w:type="dxa"/>
-          </w:tcPr>
-          <w:p>
-            <w:pPr>
-              <w:pStyle w:val="a3"/>
-              <w:ind w:leftChars="0" w:left="0"/>
-              <w:rPr>
-                <w:rFonts w:hint="eastAsia"/>
+                <w:sz w:val="28"/>
+              </w:rPr>
+            </w:pPr>
+          </w:p>
+        </w:tc>
+        <w:tc>
+          <w:tcPr>
+            <w:tcW w:w="1644" w:type="dxa"/>
+          </w:tcPr>
+          <w:p>
+            <w:pPr>
+              <w:pStyle w:val="a3"/>
+              <w:ind w:leftChars="0" w:left="0"/>
+              <w:rPr>
+                <w:sz w:val="28"/>
+              </w:rPr>
+            </w:pPr>
+          </w:p>
+        </w:tc>
+        <w:tc>
+          <w:tcPr>
+            <w:tcW w:w="1644" w:type="dxa"/>
+          </w:tcPr>
+          <w:p>
+            <w:pPr>
+              <w:pStyle w:val="a3"/>
+              <w:ind w:leftChars="0" w:left="0"/>
+              <w:rPr>
+                <w:sz w:val="28"/>
+              </w:rPr>
+            </w:pPr>
+          </w:p>
+        </w:tc>
+        <w:tc>
+          <w:tcPr>
+            <w:tcW w:w="1644" w:type="dxa"/>
+          </w:tcPr>
+          <w:p>
+            <w:pPr>
+              <w:pStyle w:val="a3"/>
+              <w:ind w:leftChars="0" w:left="0"/>
+              <w:rPr>
+                <w:sz w:val="28"/>
+              </w:rPr>
+            </w:pPr>
+          </w:p>
+        </w:tc>
+        <w:tc>
+          <w:tcPr>
+            <w:tcW w:w="1644" w:type="dxa"/>
+          </w:tcPr>
+          <w:p>
+            <w:pPr>
+              <w:pStyle w:val="a3"/>
+              <w:ind w:leftChars="0" w:left="0"/>
+              <w:rPr>
                 <w:sz w:val="28"/>
               </w:rPr>
             </w:pPr>
@@ -1480,21 +1394,14 @@
               <w:pStyle w:val="a3"/>
               <w:ind w:leftChars="0" w:left="0"/>
               <w:rPr>
-                <w:rFonts w:hint="eastAsia"/>
-                <w:sz w:val="28"/>
-              </w:rPr>
-            </w:pPr>
-            <w:r>
-              <w:rPr>
-                <w:sz w:val="28"/>
-              </w:rPr>
-              <w:t>Power</w:t>
-            </w:r>
-            <w:r>
-              <w:rPr>
-                <w:sz w:val="28"/>
-              </w:rPr>
-              <w:t>-D</w:t>
+                <w:sz w:val="28"/>
+              </w:rPr>
+            </w:pPr>
+            <w:r>
+              <w:rPr>
+                <w:sz w:val="28"/>
+              </w:rPr>
+              <w:t>Power-D</w:t>
             </w:r>
           </w:p>
         </w:tc>
@@ -1507,67 +1414,62 @@
               <w:pStyle w:val="a3"/>
               <w:ind w:leftChars="0" w:left="0"/>
               <w:rPr>
-                <w:rFonts w:hint="eastAsia"/>
-                <w:sz w:val="28"/>
-              </w:rPr>
-            </w:pPr>
-          </w:p>
-        </w:tc>
-        <w:tc>
-          <w:tcPr>
-            <w:tcW w:w="1644" w:type="dxa"/>
-          </w:tcPr>
-          <w:p>
-            <w:pPr>
-              <w:pStyle w:val="a3"/>
-              <w:ind w:leftChars="0" w:left="0"/>
-              <w:rPr>
-                <w:rFonts w:hint="eastAsia"/>
-                <w:sz w:val="28"/>
-              </w:rPr>
-            </w:pPr>
-          </w:p>
-        </w:tc>
-        <w:tc>
-          <w:tcPr>
-            <w:tcW w:w="1644" w:type="dxa"/>
-          </w:tcPr>
-          <w:p>
-            <w:pPr>
-              <w:pStyle w:val="a3"/>
-              <w:ind w:leftChars="0" w:left="0"/>
-              <w:rPr>
-                <w:rFonts w:hint="eastAsia"/>
-                <w:sz w:val="28"/>
-              </w:rPr>
-            </w:pPr>
-          </w:p>
-        </w:tc>
-        <w:tc>
-          <w:tcPr>
-            <w:tcW w:w="1644" w:type="dxa"/>
-          </w:tcPr>
-          <w:p>
-            <w:pPr>
-              <w:pStyle w:val="a3"/>
-              <w:ind w:leftChars="0" w:left="0"/>
-              <w:rPr>
-                <w:rFonts w:hint="eastAsia"/>
-                <w:sz w:val="28"/>
-              </w:rPr>
-            </w:pPr>
-          </w:p>
-        </w:tc>
-        <w:tc>
-          <w:tcPr>
-            <w:tcW w:w="1644" w:type="dxa"/>
-          </w:tcPr>
-          <w:p>
-            <w:pPr>
-              <w:pStyle w:val="a3"/>
-              <w:ind w:leftChars="0" w:left="0"/>
-              <w:rPr>
-                <w:rFonts w:hint="eastAsia"/>
+                <w:sz w:val="28"/>
+              </w:rPr>
+            </w:pPr>
+          </w:p>
+        </w:tc>
+        <w:tc>
+          <w:tcPr>
+            <w:tcW w:w="1644" w:type="dxa"/>
+          </w:tcPr>
+          <w:p>
+            <w:pPr>
+              <w:pStyle w:val="a3"/>
+              <w:ind w:leftChars="0" w:left="0"/>
+              <w:rPr>
+                <w:sz w:val="28"/>
+              </w:rPr>
+            </w:pPr>
+          </w:p>
+        </w:tc>
+        <w:tc>
+          <w:tcPr>
+            <w:tcW w:w="1644" w:type="dxa"/>
+          </w:tcPr>
+          <w:p>
+            <w:pPr>
+              <w:pStyle w:val="a3"/>
+              <w:ind w:leftChars="0" w:left="0"/>
+              <w:rPr>
+                <w:sz w:val="28"/>
+              </w:rPr>
+            </w:pPr>
+          </w:p>
+        </w:tc>
+        <w:tc>
+          <w:tcPr>
+            <w:tcW w:w="1644" w:type="dxa"/>
+          </w:tcPr>
+          <w:p>
+            <w:pPr>
+              <w:pStyle w:val="a3"/>
+              <w:ind w:leftChars="0" w:left="0"/>
+              <w:rPr>
+                <w:sz w:val="28"/>
+              </w:rPr>
+            </w:pPr>
+          </w:p>
+        </w:tc>
+        <w:tc>
+          <w:tcPr>
+            <w:tcW w:w="1644" w:type="dxa"/>
+          </w:tcPr>
+          <w:p>
+            <w:pPr>
+              <w:pStyle w:val="a3"/>
+              <w:ind w:leftChars="0" w:left="0"/>
+              <w:rPr>
                 <w:sz w:val="28"/>
               </w:rPr>
             </w:pPr>
@@ -1578,7 +1480,6 @@
     <w:p>
       <w:pPr>
         <w:rPr>
-          <w:rFonts w:hint="eastAsia"/>
           <w:sz w:val="28"/>
         </w:rPr>
       </w:pPr>
@@ -1662,7 +1563,6 @@
         <w:pStyle w:val="a3"/>
         <w:ind w:leftChars="0" w:left="960"/>
         <w:rPr>
-          <w:rFonts w:hint="eastAsia"/>
           <w:sz w:val="28"/>
         </w:rPr>
       </w:pPr>
@@ -1676,7 +1576,6 @@
         </w:numPr>
         <w:ind w:leftChars="0"/>
         <w:rPr>
-          <w:rFonts w:hint="eastAsia"/>
           <w:sz w:val="28"/>
         </w:rPr>
       </w:pPr>
@@ -1699,7 +1598,6 @@
         <w:pStyle w:val="a3"/>
         <w:ind w:leftChars="0" w:left="960"/>
         <w:rPr>
-          <w:rFonts w:hint="eastAsia"/>
           <w:sz w:val="28"/>
         </w:rPr>
       </w:pPr>
@@ -1713,15 +1611,14 @@
         </w:numPr>
         <w:ind w:leftChars="0"/>
         <w:rPr>
+          <w:sz w:val="28"/>
+        </w:rPr>
+      </w:pPr>
+      <w:r>
+        <w:rPr>
           <w:rFonts w:hint="eastAsia"/>
           <w:sz w:val="28"/>
         </w:rPr>
-      </w:pPr>
-      <w:r>
-        <w:rPr>
-          <w:rFonts w:hint="eastAsia"/>
-          <w:sz w:val="28"/>
-        </w:rPr>
         <w:t>D</w:t>
       </w:r>
       <w:r>
@@ -1730,15 +1627,12 @@
         </w:rPr>
         <w:t>FT vs Multi-Clock</w:t>
       </w:r>
-      <w:bookmarkStart w:id="0" w:name="_GoBack"/>
-      <w:bookmarkEnd w:id="0"/>
     </w:p>
     <w:p>
       <w:pPr>
         <w:pStyle w:val="a3"/>
         <w:ind w:leftChars="0" w:left="960"/>
         <w:rPr>
-          <w:rFonts w:hint="eastAsia"/>
           <w:sz w:val="28"/>
         </w:rPr>
       </w:pPr>
@@ -1746,7 +1640,6 @@
     <w:p>
       <w:pPr>
         <w:rPr>
-          <w:rFonts w:hint="eastAsia"/>
           <w:sz w:val="28"/>
         </w:rPr>
       </w:pPr>
@@ -1774,23 +1667,109 @@
         <w:rPr>
           <w:sz w:val="28"/>
         </w:rPr>
-        <w:t xml:space="preserve">hich version did you choose for performance ranking? Why does it perform better than other versions? </w:t>
-      </w:r>
-      <w:r>
-        <w:rPr>
-          <w:sz w:val="28"/>
-        </w:rPr>
-        <w:t>Briefly explain in 1-3 sentences.</w:t>
+        <w:t>hich version did you choose for performance ranking? Why does it perform better than other versions? Briefly explain in 1-3 sentences.</w:t>
       </w:r>
     </w:p>
     <w:p>
       <w:pPr>
         <w:ind w:left="480"/>
         <w:rPr>
+          <w:sz w:val="28"/>
+        </w:rPr>
+      </w:pPr>
+    </w:p>
+    <w:p>
+      <w:pPr>
+        <w:pStyle w:val="a3"/>
+        <w:numPr>
+          <w:ilvl w:val="0"/>
+          <w:numId w:val="1"/>
+        </w:numPr>
+        <w:ind w:leftChars="0"/>
+        <w:rPr>
+          <w:sz w:val="28"/>
+        </w:rPr>
+      </w:pPr>
+      <w:r>
+        <w:rPr>
+          <w:sz w:val="28"/>
+        </w:rPr>
+        <w:t xml:space="preserve">Attach the screenshot of the VCS simulation result for </w:t>
+      </w:r>
+      <w:r>
+        <w:rPr>
           <w:rFonts w:hint="eastAsia"/>
           <w:sz w:val="28"/>
         </w:rPr>
-      </w:pPr>
+        <w:t>ATPG</w:t>
+      </w:r>
+      <w:r>
+        <w:rPr>
+          <w:sz w:val="28"/>
+        </w:rPr>
+        <w:t xml:space="preserve"> pattern</w:t>
+      </w:r>
+      <w:r>
+        <w:rPr>
+          <w:rFonts w:hint="eastAsia"/>
+          <w:sz w:val="28"/>
+        </w:rPr>
+        <w:t>s</w:t>
+      </w:r>
+      <w:r>
+        <w:rPr>
+          <w:sz w:val="28"/>
+        </w:rPr>
+        <w:t>.</w:t>
+      </w:r>
+      <w:r>
+        <w:rPr>
+          <w:sz w:val="28"/>
+        </w:rPr>
+        <w:t xml:space="preserve"> The screenshot should include the line “Simulation of xxx patterns completed with 0 mismatches …” and the next command prompt, which shows your ADFP account.</w:t>
+      </w:r>
+    </w:p>
+    <w:p>
+      <w:pPr>
+        <w:ind w:left="480"/>
+        <w:rPr>
+          <w:sz w:val="28"/>
+        </w:rPr>
+      </w:pPr>
+      <w:r>
+        <w:rPr>
+          <w:sz w:val="28"/>
+        </w:rPr>
+        <w:t xml:space="preserve">Note: TA has refined the bash script for you. You can now run the script directly using </w:t>
+      </w:r>
+      <w:r>
+        <w:rPr>
+          <w:rFonts w:ascii="Consolas" w:hAnsi="Consolas"/>
+          <w:sz w:val="28"/>
+        </w:rPr>
+        <w:t>./gen_atpg_tb.sh</w:t>
+      </w:r>
+      <w:r>
+        <w:rPr>
+          <w:sz w:val="28"/>
+        </w:rPr>
+        <w:t xml:space="preserve">, and </w:t>
+      </w:r>
+      <w:r>
+        <w:rPr>
+          <w:rFonts w:ascii="Consolas" w:hAnsi="Consolas"/>
+          <w:sz w:val="28"/>
+        </w:rPr>
+        <w:t>./top_atpg_vcs.sh</w:t>
+      </w:r>
+      <w:r>
+        <w:rPr>
+          <w:sz w:val="28"/>
+        </w:rPr>
+        <w:t xml:space="preserve"> without changing to bash shell.</w:t>
+      </w:r>
+      <w:bookmarkStart w:id="0" w:name="_GoBack"/>
+      <w:bookmarkEnd w:id="0"/>
     </w:p>
     <w:sectPr>
       <w:pgSz w:w="11906" w:h="16838"/>
@@ -2451,6 +2430,7 @@
   <w:style w:type="character" w:default="1" w:styleId="a0">
     <w:name w:val="Default Paragraph Font"/>
     <w:uiPriority w:val="1"/>
+    <w:semiHidden/>
     <w:unhideWhenUsed/>
   </w:style>
   <w:style w:type="table" w:default="1" w:styleId="a1">
